--- a/source/de/4-choosing-a-model.docx
+++ b/source/de/4-choosing-a-model.docx
@@ -52,6 +52,45 @@
           <w:szCs w:val="24"/>
         </w:rPr>
         <w:t xml:space="preserve">Version 1.3  ·  28. September 2026</w:t>
+      </w:r>
+    </w:p>
+    <w:p>
+      <w:pPr>
+        <w:spacing w:before="240" w:after="120"/>
+        <w:jc w:val="center"/>
+      </w:pPr>
+      <w:r>
+        <w:drawing>
+          <wp:inline distT="0" distB="0" distL="0" distR="0">
+            <wp:extent cx="1142307" cy="2160000"/>
+            <wp:docPr id="901" name="Mascot 1" descr="Mascot"/>
+            <a:graphic xmlns:a="http://schemas.openxmlformats.org/drawingml/2006/main">
+              <a:graphicData uri="http://schemas.openxmlformats.org/drawingml/2006/picture">
+                <pic:pic xmlns:pic="http://schemas.openxmlformats.org/drawingml/2006/picture">
+                  <pic:nvPicPr>
+                    <pic:cNvPr id="901" name="img1.png"/>
+                    <pic:cNvPicPr/>
+                  </pic:nvPicPr>
+                  <pic:blipFill>
+                    <a:blip r:embed="rIdImg1"/>
+                    <a:stretch>
+                      <a:fillRect/>
+                    </a:stretch>
+                  </pic:blipFill>
+                  <pic:spPr>
+                    <a:xfrm>
+                      <a:off x="0" y="0"/>
+                      <a:ext cx="1142307" cy="2160000"/>
+                    </a:xfrm>
+                    <a:prstGeom prst="rect">
+                      <a:avLst/>
+                    </a:prstGeom>
+                  </pic:spPr>
+                </pic:pic>
+              </a:graphicData>
+            </a:graphic>
+          </wp:inline>
+        </w:drawing>
       </w:r>
     </w:p>
     <w:p>

--- a/source/de/4-choosing-a-model.docx
+++ b/source/de/4-choosing-a-model.docx
@@ -51,7 +51,7 @@
           <w:sz w:val="24"/>
           <w:szCs w:val="24"/>
         </w:rPr>
-        <w:t xml:space="preserve">Version 1.3  ·  28. September 2026</w:t>
+        <w:t xml:space="preserve">Version 1.4  ·  29. September 2026</w:t>
       </w:r>
     </w:p>
     <w:p>
@@ -515,7 +515,7 @@
                 <w:sz w:val="22"/>
                 <w:szCs w:val="22"/>
               </w:rPr>
-              <w:t xml:space="preserve">HINWEIS — Erstellt am 5. September 2026 - zuletzt aktualisiert am 28. September 2026</w:t>
+              <w:t xml:space="preserve">HINWEIS — Erstellt am 5. September 2026 - zuletzt aktualisiert am 29. September 2026</w:t>
             </w:r>
           </w:p>
           <w:p>
@@ -601,7 +601,7 @@
           <w:sz w:val="22"/>
           <w:szCs w:val="22"/>
         </w:rPr>
-        <w:t xml:space="preserve">Versionsnummern fehlen, und sie sind wichtig. Zum Zeitpunkt dieses Textes sind die aktuellen Versionen Haiku 4.5, Sonnet 5, Opus 5.5 und Fable 5.1. Jede neue Version verschiebt, was „gut genug“ bedeutet. „Nutzen Sie Sonnet“ heißt also eigentlich „Nutzen Sie das jeweils aktuelle Sonnet“.</w:t>
+        <w:t xml:space="preserve">Versionsnummern fehlen, und sie sind wichtig. Zum Zeitpunkt dieses Textes sind die aktuellen Versionen Haiku 4.5, Sonnet 5.5, Opus 5.5 und Fable 5.1. Jede neue Version verschiebt, was „gut genug“ bedeutet. „Nutzen Sie Sonnet“ heißt also eigentlich „Nutzen Sie das jeweils aktuelle Sonnet“.</w:t>
       </w:r>
     </w:p>
     <w:p>
@@ -992,7 +992,7 @@
                 <w:sz w:val="22"/>
                 <w:szCs w:val="22"/>
               </w:rPr>
-              <w:t xml:space="preserve">Sonnet 5</w:t>
+              <w:t xml:space="preserve">Sonnet 5.5</w:t>
             </w:r>
           </w:p>
         </w:tc>
@@ -2328,7 +2328,7 @@
                 <w:sz w:val="22"/>
                 <w:szCs w:val="22"/>
               </w:rPr>
-              <w:t xml:space="preserve">Sonnet 5</w:t>
+              <w:t xml:space="preserve">Sonnet 5.5</w:t>
             </w:r>
           </w:p>
         </w:tc>
@@ -3965,7 +3965,7 @@
           <w:sz w:val="22"/>
           <w:szCs w:val="22"/>
         </w:rPr>
-        <w:t xml:space="preserve">Keines der vier Modelle in diesem Leitfaden ist dauerhaft. Anthropic nimmt ältere Versionen laufend außer Betrieb und ersetzt sie durch neue, so wie Opus 5.5 Opus 5 ersetzt hat und Sonnet 5 davor Sonnet 4.6. Haiku 4.5 zum Beispiel ist nur bis zum 15. Oktober 2026 garantiert. Eine außer Betrieb genommene Version lässt sich irgendwann gar nicht mehr aufrufen, auch wenn sie in einem älteren Dokument wie diesem noch genannt wird. Betrachten Sie jede Tabelle oben als Momentaufnahme, nicht als feste Referenz. Prüfen Sie platform.claude.com/docs/en/models am besten alle paar Monate erneut.</w:t>
+        <w:t xml:space="preserve">Keines der vier Modelle in diesem Leitfaden ist dauerhaft. Anthropic nimmt ältere Versionen laufend außer Betrieb und ersetzt sie durch neue, so wie Opus 5.5 Opus 5 ersetzt hat und Sonnet 5.5 Sonnet 5. Haiku 4.5 zum Beispiel ist nur bis zum 15. Oktober 2026 garantiert. Eine außer Betrieb genommene Version lässt sich irgendwann gar nicht mehr aufrufen, auch wenn sie in einem älteren Dokument wie diesem noch genannt wird. Betrachten Sie jede Tabelle oben als Momentaufnahme, nicht als feste Referenz. Prüfen Sie platform.claude.com/docs/en/models am besten alle paar Monate erneut.</w:t>
       </w:r>
     </w:p>
     <w:tbl>
@@ -4503,7 +4503,7 @@
         <w:sz w:val="16"/>
         <w:szCs w:val="16"/>
       </w:rPr>
-      <w:t xml:space="preserve">Hans Tandt  ·  AI Guides  ·  Version 1.3</w:t>
+      <w:t xml:space="preserve">Hans Tandt  ·  AI Guides  ·  Version 1.4</w:t>
     </w:r>
   </w:p>
 </w:hdr>
